--- a/CV_Alexandru_Ardelean.docx
+++ b/CV_Alexandru_Ardelean.docx
@@ -1215,6 +1215,921 @@
       <w:pPr>
         <w:pStyle w:val="BodyText"/>
         <w:jc w:val="left"/>
+        <w:rPr>
+          <w:rFonts w:ascii="DejaVu Sans" w:hAnsi="DejaVu Sans" w:cs="DejaVu Sans"/>
+          <w:b/>
+          <w:bCs/>
+          <w:sz w:val="22"/>
+          <w:szCs w:val="22"/>
+        </w:rPr>
+      </w:pPr>
+      <w:r>
+        <w:rPr>
+          <w:rFonts w:cs="DejaVu Sans" w:ascii="DejaVu Sans" w:hAnsi="DejaVu Sans"/>
+          <w:b/>
+          <w:bCs/>
+          <w:sz w:val="22"/>
+          <w:szCs w:val="22"/>
+        </w:rPr>
+        <w:t>Relevant recent work experience in the networking space:</w:t>
+      </w:r>
+    </w:p>
+    <w:p>
+      <w:pPr>
+        <w:pStyle w:val="BodyText"/>
+        <w:numPr>
+          <w:ilvl w:val="0"/>
+          <w:numId w:val="10"/>
+        </w:numPr>
+        <w:jc w:val="left"/>
+        <w:rPr>
+          <w:rFonts w:ascii="DejaVu Sans" w:hAnsi="DejaVu Sans" w:cs="DejaVu Sans"/>
+          <w:b w:val="false"/>
+          <w:bCs w:val="false"/>
+          <w:sz w:val="22"/>
+          <w:szCs w:val="22"/>
+        </w:rPr>
+      </w:pPr>
+      <w:r>
+        <w:rPr>
+          <w:rFonts w:cs="DejaVu Sans" w:ascii="DejaVu Sans" w:hAnsi="DejaVu Sans"/>
+          <w:b w:val="false"/>
+          <w:bCs w:val="false"/>
+          <w:sz w:val="22"/>
+          <w:szCs w:val="22"/>
+        </w:rPr>
+        <w:t>Worked on getting Quectel BG95 working on a Linux systems using AT commands:</w:t>
+      </w:r>
+    </w:p>
+    <w:p>
+      <w:pPr>
+        <w:pStyle w:val="BodyText"/>
+        <w:numPr>
+          <w:ilvl w:val="1"/>
+          <w:numId w:val="10"/>
+        </w:numPr>
+        <w:jc w:val="left"/>
+        <w:rPr>
+          <w:rFonts w:ascii="DejaVu Sans" w:hAnsi="DejaVu Sans" w:cs="DejaVu Sans"/>
+          <w:b w:val="false"/>
+          <w:bCs w:val="false"/>
+          <w:sz w:val="22"/>
+          <w:szCs w:val="22"/>
+        </w:rPr>
+      </w:pPr>
+      <w:r>
+        <w:rPr>
+          <w:rFonts w:cs="DejaVu Sans" w:ascii="DejaVu Sans" w:hAnsi="DejaVu Sans"/>
+          <w:b w:val="false"/>
+          <w:bCs w:val="false"/>
+          <w:sz w:val="22"/>
+          <w:szCs w:val="22"/>
+        </w:rPr>
+        <w:t>BG95 is a cheaper version than BG96</w:t>
+      </w:r>
+    </w:p>
+    <w:p>
+      <w:pPr>
+        <w:pStyle w:val="BodyText"/>
+        <w:numPr>
+          <w:ilvl w:val="1"/>
+          <w:numId w:val="10"/>
+        </w:numPr>
+        <w:jc w:val="left"/>
+        <w:rPr>
+          <w:rFonts w:ascii="DejaVu Sans" w:hAnsi="DejaVu Sans" w:cs="DejaVu Sans"/>
+          <w:b w:val="false"/>
+          <w:bCs w:val="false"/>
+          <w:sz w:val="22"/>
+          <w:szCs w:val="22"/>
+        </w:rPr>
+      </w:pPr>
+      <w:r>
+        <w:rPr>
+          <w:rFonts w:cs="DejaVu Sans" w:ascii="DejaVu Sans" w:hAnsi="DejaVu Sans"/>
+          <w:b w:val="false"/>
+          <w:bCs w:val="false"/>
+          <w:sz w:val="22"/>
+          <w:szCs w:val="22"/>
+        </w:rPr>
+        <w:t>QMI support is limited/incomplete for BG95, so AT commands must be used</w:t>
+      </w:r>
+    </w:p>
+    <w:p>
+      <w:pPr>
+        <w:pStyle w:val="BodyText"/>
+        <w:numPr>
+          <w:ilvl w:val="1"/>
+          <w:numId w:val="10"/>
+        </w:numPr>
+        <w:jc w:val="left"/>
+        <w:rPr>
+          <w:rFonts w:ascii="DejaVu Sans" w:hAnsi="DejaVu Sans" w:cs="DejaVu Sans"/>
+          <w:b w:val="false"/>
+          <w:bCs w:val="false"/>
+          <w:sz w:val="22"/>
+          <w:szCs w:val="22"/>
+        </w:rPr>
+      </w:pPr>
+      <w:r>
+        <w:rPr>
+          <w:rFonts w:cs="DejaVu Sans" w:ascii="DejaVu Sans" w:hAnsi="DejaVu Sans"/>
+          <w:b w:val="false"/>
+          <w:bCs w:val="false"/>
+          <w:sz w:val="22"/>
+          <w:szCs w:val="22"/>
+        </w:rPr>
+        <w:t>Had to write an entire state-machine just to get it to work and get unstuck (via power-reset) when the BG95 doesn’t respond ¯\_(</w:t>
+      </w:r>
+      <w:r>
+        <w:rPr>
+          <w:rFonts w:ascii="DejaVu Sans" w:hAnsi="DejaVu Sans" w:cs="DejaVu Sans"/>
+          <w:b w:val="false"/>
+          <w:bCs w:val="false"/>
+          <w:sz w:val="22"/>
+          <w:szCs w:val="22"/>
+        </w:rPr>
+        <w:t>ツ</w:t>
+      </w:r>
+      <w:r>
+        <w:rPr>
+          <w:rFonts w:cs="DejaVu Sans" w:ascii="DejaVu Sans" w:hAnsi="DejaVu Sans"/>
+          <w:b w:val="false"/>
+          <w:bCs w:val="false"/>
+          <w:sz w:val="22"/>
+          <w:szCs w:val="22"/>
+        </w:rPr>
+        <w:t>)_/¯</w:t>
+      </w:r>
+    </w:p>
+    <w:p>
+      <w:pPr>
+        <w:pStyle w:val="BodyText"/>
+        <w:numPr>
+          <w:ilvl w:val="1"/>
+          <w:numId w:val="10"/>
+        </w:numPr>
+        <w:jc w:val="left"/>
+        <w:rPr>
+          <w:rFonts w:ascii="DejaVu Sans" w:hAnsi="DejaVu Sans" w:cs="DejaVu Sans"/>
+          <w:b w:val="false"/>
+          <w:bCs w:val="false"/>
+          <w:sz w:val="22"/>
+          <w:szCs w:val="22"/>
+        </w:rPr>
+      </w:pPr>
+      <w:r>
+        <w:rPr>
+          <w:rFonts w:cs="DejaVu Sans" w:ascii="DejaVu Sans" w:hAnsi="DejaVu Sans"/>
+          <w:b w:val="false"/>
+          <w:bCs w:val="false"/>
+          <w:sz w:val="22"/>
+          <w:szCs w:val="22"/>
+        </w:rPr>
+        <w:t>All sort of workarounds….</w:t>
+      </w:r>
+    </w:p>
+    <w:p>
+      <w:pPr>
+        <w:pStyle w:val="BodyText"/>
+        <w:numPr>
+          <w:ilvl w:val="1"/>
+          <w:numId w:val="10"/>
+        </w:numPr>
+        <w:jc w:val="left"/>
+        <w:rPr>
+          <w:rFonts w:ascii="DejaVu Sans" w:hAnsi="DejaVu Sans" w:cs="DejaVu Sans"/>
+          <w:b w:val="false"/>
+          <w:bCs w:val="false"/>
+          <w:sz w:val="22"/>
+          <w:szCs w:val="22"/>
+        </w:rPr>
+      </w:pPr>
+      <w:r>
+        <w:rPr>
+          <w:rFonts w:cs="DejaVu Sans" w:ascii="DejaVu Sans" w:hAnsi="DejaVu Sans"/>
+          <w:b w:val="false"/>
+          <w:bCs w:val="false"/>
+          <w:sz w:val="22"/>
+          <w:szCs w:val="22"/>
+        </w:rPr>
+        <w:t>Ask me for more details at your own risk (it may be difficult to get me to stop :p)</w:t>
+      </w:r>
+    </w:p>
+    <w:p>
+      <w:pPr>
+        <w:pStyle w:val="BodyText"/>
+        <w:jc w:val="left"/>
+        <w:rPr>
+          <w:rFonts w:ascii="DejaVu Sans" w:hAnsi="DejaVu Sans" w:cs="DejaVu Sans"/>
+          <w:b/>
+          <w:bCs/>
+          <w:sz w:val="22"/>
+          <w:szCs w:val="22"/>
+        </w:rPr>
+      </w:pPr>
+      <w:r>
+        <w:rPr>
+          <w:rFonts w:cs="DejaVu Sans" w:ascii="DejaVu Sans" w:hAnsi="DejaVu Sans"/>
+          <w:b/>
+          <w:bCs/>
+          <w:sz w:val="22"/>
+          <w:szCs w:val="22"/>
+        </w:rPr>
+        <w:t>Relevant OpenSource contributions for Ethernet/Switch</w:t>
+      </w:r>
+    </w:p>
+    <w:p>
+      <w:pPr>
+        <w:pStyle w:val="BodyText"/>
+        <w:numPr>
+          <w:ilvl w:val="0"/>
+          <w:numId w:val="9"/>
+        </w:numPr>
+        <w:jc w:val="left"/>
+        <w:rPr>
+          <w:rFonts w:ascii="DejaVu Sans" w:hAnsi="DejaVu Sans" w:cs="DejaVu Sans"/>
+          <w:b w:val="false"/>
+          <w:bCs w:val="false"/>
+          <w:sz w:val="22"/>
+          <w:szCs w:val="22"/>
+        </w:rPr>
+      </w:pPr>
+      <w:r>
+        <w:rPr>
+          <w:rFonts w:cs="DejaVu Sans" w:ascii="DejaVu Sans" w:hAnsi="DejaVu Sans"/>
+          <w:b w:val="false"/>
+          <w:bCs w:val="false"/>
+          <w:sz w:val="22"/>
+          <w:szCs w:val="22"/>
+        </w:rPr>
+        <w:t xml:space="preserve">ADIN1200/1300 Industrial Ethernet </w:t>
+      </w:r>
+      <w:r>
+        <w:rPr>
+          <w:rFonts w:cs="DejaVu Sans" w:ascii="DejaVu Sans" w:hAnsi="DejaVu Sans"/>
+          <w:b w:val="false"/>
+          <w:bCs w:val="false"/>
+          <w:sz w:val="22"/>
+          <w:szCs w:val="22"/>
+        </w:rPr>
+        <w:t>PHY</w:t>
+      </w:r>
+      <w:r>
+        <w:rPr>
+          <w:rFonts w:cs="DejaVu Sans" w:ascii="DejaVu Sans" w:hAnsi="DejaVu Sans"/>
+          <w:b w:val="false"/>
+          <w:bCs w:val="false"/>
+          <w:sz w:val="22"/>
+          <w:szCs w:val="22"/>
+        </w:rPr>
+        <w:t xml:space="preserve"> driver </w:t>
+      </w:r>
+      <w:r>
+        <w:rPr>
+          <w:rFonts w:cs="DejaVu Sans" w:ascii="DejaVu Sans" w:hAnsi="DejaVu Sans"/>
+          <w:b w:val="false"/>
+          <w:bCs w:val="false"/>
+          <w:sz w:val="22"/>
+          <w:szCs w:val="22"/>
+        </w:rPr>
+        <w:t>(~2019)</w:t>
+      </w:r>
+      <w:r>
+        <w:rPr>
+          <w:rFonts w:cs="DejaVu Sans" w:ascii="DejaVu Sans" w:hAnsi="DejaVu Sans"/>
+          <w:b w:val="false"/>
+          <w:bCs w:val="false"/>
+          <w:sz w:val="22"/>
+          <w:szCs w:val="22"/>
+        </w:rPr>
+        <w:t>:</w:t>
+      </w:r>
+    </w:p>
+    <w:p>
+      <w:pPr>
+        <w:pStyle w:val="BodyText"/>
+        <w:numPr>
+          <w:ilvl w:val="1"/>
+          <w:numId w:val="9"/>
+        </w:numPr>
+        <w:jc w:val="left"/>
+        <w:rPr>
+          <w:rFonts w:ascii="DejaVu Sans" w:hAnsi="DejaVu Sans" w:cs="DejaVu Sans"/>
+          <w:b w:val="false"/>
+          <w:bCs w:val="false"/>
+          <w:sz w:val="22"/>
+          <w:szCs w:val="22"/>
+        </w:rPr>
+      </w:pPr>
+      <w:hyperlink r:id="rId5">
+        <w:r>
+          <w:rPr>
+            <w:rStyle w:val="Hyperlink"/>
+            <w:rFonts w:cs="DejaVu Sans" w:ascii="DejaVu Sans" w:hAnsi="DejaVu Sans"/>
+            <w:b w:val="false"/>
+            <w:bCs w:val="false"/>
+            <w:sz w:val="22"/>
+            <w:szCs w:val="22"/>
+          </w:rPr>
+          <w:t>https://github.com/torvalds/linux/commits/master/drivers/net/phy/adin.c</w:t>
+        </w:r>
+      </w:hyperlink>
+    </w:p>
+    <w:p>
+      <w:pPr>
+        <w:pStyle w:val="BodyText"/>
+        <w:numPr>
+          <w:ilvl w:val="0"/>
+          <w:numId w:val="9"/>
+        </w:numPr>
+        <w:jc w:val="left"/>
+        <w:rPr>
+          <w:rFonts w:ascii="DejaVu Sans" w:hAnsi="DejaVu Sans" w:cs="DejaVu Sans"/>
+          <w:b w:val="false"/>
+          <w:bCs w:val="false"/>
+          <w:sz w:val="22"/>
+          <w:szCs w:val="22"/>
+        </w:rPr>
+      </w:pPr>
+      <w:r>
+        <w:rPr>
+          <w:rFonts w:cs="DejaVu Sans" w:ascii="DejaVu Sans" w:hAnsi="DejaVu Sans"/>
+          <w:b w:val="false"/>
+          <w:bCs w:val="false"/>
+          <w:sz w:val="22"/>
+          <w:szCs w:val="22"/>
+        </w:rPr>
+        <w:t>ADIN1100 10Base-T1L Industrial Ethernet PHY driver (~2020):</w:t>
+      </w:r>
+    </w:p>
+    <w:p>
+      <w:pPr>
+        <w:pStyle w:val="BodyText"/>
+        <w:numPr>
+          <w:ilvl w:val="1"/>
+          <w:numId w:val="9"/>
+        </w:numPr>
+        <w:jc w:val="left"/>
+        <w:rPr/>
+      </w:pPr>
+      <w:hyperlink r:id="rId7">
+        <w:r>
+          <w:rPr>
+            <w:rStyle w:val="Hyperlink"/>
+            <w:rFonts w:cs="DejaVu Sans" w:ascii="DejaVu Sans" w:hAnsi="DejaVu Sans"/>
+            <w:b w:val="false"/>
+            <w:bCs w:val="false"/>
+            <w:sz w:val="22"/>
+            <w:szCs w:val="22"/>
+          </w:rPr>
+          <w:t>https://github.com/torvalds/linux/commits/master/drivers/net/phy/adin1100.c</w:t>
+        </w:r>
+      </w:hyperlink>
+    </w:p>
+    <w:p>
+      <w:pPr>
+        <w:pStyle w:val="BodyText"/>
+        <w:numPr>
+          <w:ilvl w:val="1"/>
+          <w:numId w:val="9"/>
+        </w:numPr>
+        <w:jc w:val="left"/>
+        <w:rPr>
+          <w:rFonts w:ascii="DejaVu Sans" w:hAnsi="DejaVu Sans" w:cs="DejaVu Sans"/>
+          <w:b w:val="false"/>
+          <w:bCs w:val="false"/>
+          <w:sz w:val="22"/>
+          <w:szCs w:val="22"/>
+        </w:rPr>
+      </w:pPr>
+      <w:r>
+        <w:rPr>
+          <w:rFonts w:cs="DejaVu Sans" w:ascii="DejaVu Sans" w:hAnsi="DejaVu Sans"/>
+          <w:b w:val="false"/>
+          <w:bCs w:val="false"/>
+          <w:sz w:val="22"/>
+          <w:szCs w:val="22"/>
+        </w:rPr>
+        <w:t>In this case, I wrote the initial driver, but a colleague sent it upstream</w:t>
+      </w:r>
+    </w:p>
+    <w:p>
+      <w:pPr>
+        <w:pStyle w:val="BodyText"/>
+        <w:numPr>
+          <w:ilvl w:val="0"/>
+          <w:numId w:val="9"/>
+        </w:numPr>
+        <w:jc w:val="left"/>
+        <w:rPr>
+          <w:rFonts w:ascii="DejaVu Sans" w:hAnsi="DejaVu Sans" w:cs="DejaVu Sans"/>
+          <w:b w:val="false"/>
+          <w:bCs w:val="false"/>
+          <w:sz w:val="22"/>
+          <w:szCs w:val="22"/>
+        </w:rPr>
+      </w:pPr>
+      <w:r>
+        <w:rPr>
+          <w:rFonts w:cs="DejaVu Sans" w:ascii="DejaVu Sans" w:hAnsi="DejaVu Sans"/>
+          <w:b w:val="false"/>
+          <w:bCs w:val="false"/>
+          <w:sz w:val="22"/>
+          <w:szCs w:val="22"/>
+        </w:rPr>
+        <w:t>As a freelancer:</w:t>
+      </w:r>
+    </w:p>
+    <w:p>
+      <w:pPr>
+        <w:pStyle w:val="BodyText"/>
+        <w:numPr>
+          <w:ilvl w:val="1"/>
+          <w:numId w:val="9"/>
+        </w:numPr>
+        <w:jc w:val="left"/>
+        <w:rPr/>
+      </w:pPr>
+      <w:hyperlink r:id="rId9">
+        <w:r>
+          <w:rPr>
+            <w:rStyle w:val="Hyperlink"/>
+            <w:rFonts w:cs="DejaVu Sans" w:ascii="DejaVu Sans" w:hAnsi="DejaVu Sans"/>
+            <w:b w:val="false"/>
+            <w:bCs w:val="false"/>
+            <w:sz w:val="22"/>
+            <w:szCs w:val="22"/>
+          </w:rPr>
+          <w:t>https://lore.kernel.org/netdev/20230713202123.231445-1-alex@shruggie.ro/</w:t>
+        </w:r>
+      </w:hyperlink>
+    </w:p>
+    <w:p>
+      <w:pPr>
+        <w:pStyle w:val="BodyText"/>
+        <w:numPr>
+          <w:ilvl w:val="1"/>
+          <w:numId w:val="9"/>
+        </w:numPr>
+        <w:jc w:val="left"/>
+        <w:rPr>
+          <w:rFonts w:ascii="DejaVu Sans" w:hAnsi="DejaVu Sans" w:cs="DejaVu Sans"/>
+          <w:b w:val="false"/>
+          <w:bCs w:val="false"/>
+          <w:sz w:val="22"/>
+          <w:szCs w:val="22"/>
+        </w:rPr>
+      </w:pPr>
+      <w:r>
+        <w:rPr>
+          <w:rFonts w:cs="DejaVu Sans" w:ascii="DejaVu Sans" w:hAnsi="DejaVu Sans"/>
+          <w:b w:val="false"/>
+          <w:bCs w:val="false"/>
+          <w:sz w:val="22"/>
+          <w:szCs w:val="22"/>
+        </w:rPr>
+        <w:t>Upstream eventually asked for this to become a PHY framework change, which I never had time to do</w:t>
+      </w:r>
+    </w:p>
+    <w:p>
+      <w:pPr>
+        <w:pStyle w:val="BodyText"/>
+        <w:numPr>
+          <w:ilvl w:val="2"/>
+          <w:numId w:val="9"/>
+        </w:numPr>
+        <w:jc w:val="left"/>
+        <w:rPr>
+          <w:rFonts w:ascii="DejaVu Sans" w:hAnsi="DejaVu Sans" w:cs="DejaVu Sans"/>
+          <w:b w:val="false"/>
+          <w:bCs w:val="false"/>
+          <w:sz w:val="22"/>
+          <w:szCs w:val="22"/>
+        </w:rPr>
+      </w:pPr>
+      <w:r>
+        <w:rPr>
+          <w:rFonts w:cs="DejaVu Sans" w:ascii="DejaVu Sans" w:hAnsi="DejaVu Sans"/>
+          <w:b w:val="false"/>
+          <w:bCs w:val="false"/>
+          <w:sz w:val="22"/>
+          <w:szCs w:val="22"/>
+        </w:rPr>
+        <w:t>Essentially, they want the REF-clock from the PHY chip to be driven via the CLK framework, to be enable-able/disable-able via the clk_get() / clk_put()</w:t>
+      </w:r>
+    </w:p>
+    <w:p>
+      <w:pPr>
+        <w:pStyle w:val="BodyText"/>
+        <w:numPr>
+          <w:ilvl w:val="0"/>
+          <w:numId w:val="9"/>
+        </w:numPr>
+        <w:jc w:val="left"/>
+        <w:rPr>
+          <w:rFonts w:ascii="DejaVu Sans" w:hAnsi="DejaVu Sans" w:cs="DejaVu Sans"/>
+          <w:b w:val="false"/>
+          <w:bCs w:val="false"/>
+          <w:sz w:val="22"/>
+          <w:szCs w:val="22"/>
+        </w:rPr>
+      </w:pPr>
+      <w:r>
+        <w:rPr>
+          <w:rFonts w:cs="DejaVu Sans" w:ascii="DejaVu Sans" w:hAnsi="DejaVu Sans"/>
+          <w:b w:val="false"/>
+          <w:bCs w:val="false"/>
+          <w:sz w:val="22"/>
+          <w:szCs w:val="22"/>
+        </w:rPr>
+        <w:t>Most work in this space has been in the Ocedo/Riverbed era:</w:t>
+      </w:r>
+    </w:p>
+    <w:p>
+      <w:pPr>
+        <w:pStyle w:val="BodyText"/>
+        <w:numPr>
+          <w:ilvl w:val="1"/>
+          <w:numId w:val="9"/>
+        </w:numPr>
+        <w:jc w:val="left"/>
+        <w:rPr>
+          <w:rFonts w:ascii="DejaVu Sans" w:hAnsi="DejaVu Sans" w:cs="DejaVu Sans"/>
+          <w:b w:val="false"/>
+          <w:bCs w:val="false"/>
+          <w:sz w:val="22"/>
+          <w:szCs w:val="22"/>
+        </w:rPr>
+      </w:pPr>
+      <w:r>
+        <w:rPr>
+          <w:rFonts w:cs="DejaVu Sans" w:ascii="DejaVu Sans" w:hAnsi="DejaVu Sans"/>
+          <w:b w:val="false"/>
+          <w:bCs w:val="false"/>
+          <w:sz w:val="22"/>
+          <w:szCs w:val="22"/>
+        </w:rPr>
+        <w:t>lldpd contributions (~2015):</w:t>
+      </w:r>
+    </w:p>
+    <w:p>
+      <w:pPr>
+        <w:pStyle w:val="BodyText"/>
+        <w:numPr>
+          <w:ilvl w:val="2"/>
+          <w:numId w:val="9"/>
+        </w:numPr>
+        <w:jc w:val="left"/>
+        <w:rPr/>
+      </w:pPr>
+      <w:hyperlink r:id="rId11">
+        <w:r>
+          <w:rPr>
+            <w:rStyle w:val="Hyperlink"/>
+            <w:rFonts w:cs="DejaVu Sans" w:ascii="DejaVu Sans" w:hAnsi="DejaVu Sans"/>
+            <w:b w:val="false"/>
+            <w:bCs w:val="false"/>
+            <w:sz w:val="22"/>
+            <w:szCs w:val="22"/>
+          </w:rPr>
+          <w:t>https://github.com/lldpd/lldpd/commits?author=commodo</w:t>
+        </w:r>
+      </w:hyperlink>
+    </w:p>
+    <w:p>
+      <w:pPr>
+        <w:pStyle w:val="BodyText"/>
+        <w:numPr>
+          <w:ilvl w:val="2"/>
+          <w:numId w:val="9"/>
+        </w:numPr>
+        <w:jc w:val="left"/>
+        <w:rPr>
+          <w:rFonts w:ascii="DejaVu Sans" w:hAnsi="DejaVu Sans" w:cs="DejaVu Sans"/>
+          <w:b w:val="false"/>
+          <w:bCs w:val="false"/>
+          <w:sz w:val="22"/>
+          <w:szCs w:val="22"/>
+        </w:rPr>
+      </w:pPr>
+      <w:r>
+        <w:rPr>
+          <w:rFonts w:cs="DejaVu Sans" w:ascii="DejaVu Sans" w:hAnsi="DejaVu Sans"/>
+          <w:b w:val="false"/>
+          <w:bCs w:val="false"/>
+          <w:sz w:val="22"/>
+          <w:szCs w:val="22"/>
+        </w:rPr>
+        <w:t>The aim was to use LLDP custom TLVs to do auto-trunking between 2 port switches (if enabled/configured) – i.e. the ports would share all there VLANs automatically</w:t>
+      </w:r>
+    </w:p>
+    <w:p>
+      <w:pPr>
+        <w:pStyle w:val="BodyText"/>
+        <w:numPr>
+          <w:ilvl w:val="1"/>
+          <w:numId w:val="9"/>
+        </w:numPr>
+        <w:jc w:val="left"/>
+        <w:rPr>
+          <w:rFonts w:ascii="DejaVu Sans" w:hAnsi="DejaVu Sans" w:cs="DejaVu Sans"/>
+          <w:b w:val="false"/>
+          <w:bCs w:val="false"/>
+          <w:sz w:val="22"/>
+          <w:szCs w:val="22"/>
+        </w:rPr>
+      </w:pPr>
+      <w:r>
+        <w:rPr>
+          <w:rFonts w:cs="DejaVu Sans" w:ascii="DejaVu Sans" w:hAnsi="DejaVu Sans"/>
+          <w:b w:val="false"/>
+          <w:bCs w:val="false"/>
+          <w:sz w:val="22"/>
+          <w:szCs w:val="22"/>
+        </w:rPr>
+        <w:t>mstpd (also referenced below) – for STP / RSTP</w:t>
+      </w:r>
+    </w:p>
+    <w:p>
+      <w:pPr>
+        <w:pStyle w:val="BodyText"/>
+        <w:numPr>
+          <w:ilvl w:val="2"/>
+          <w:numId w:val="9"/>
+        </w:numPr>
+        <w:jc w:val="left"/>
+        <w:rPr>
+          <w:rFonts w:ascii="DejaVu Sans" w:hAnsi="DejaVu Sans" w:cs="DejaVu Sans"/>
+          <w:b w:val="false"/>
+          <w:bCs w:val="false"/>
+          <w:sz w:val="22"/>
+          <w:szCs w:val="22"/>
+        </w:rPr>
+      </w:pPr>
+      <w:r>
+        <w:rPr>
+          <w:rFonts w:cs="DejaVu Sans" w:ascii="DejaVu Sans" w:hAnsi="DejaVu Sans"/>
+          <w:b w:val="false"/>
+          <w:bCs w:val="false"/>
+          <w:sz w:val="22"/>
+          <w:szCs w:val="22"/>
+        </w:rPr>
+        <w:t>Interesting story to tell over a beer</w:t>
+      </w:r>
+    </w:p>
+    <w:p>
+      <w:pPr>
+        <w:pStyle w:val="BodyText"/>
+        <w:numPr>
+          <w:ilvl w:val="1"/>
+          <w:numId w:val="9"/>
+        </w:numPr>
+        <w:jc w:val="left"/>
+        <w:rPr>
+          <w:rFonts w:ascii="DejaVu Sans" w:hAnsi="DejaVu Sans" w:cs="DejaVu Sans"/>
+          <w:b w:val="false"/>
+          <w:bCs w:val="false"/>
+          <w:sz w:val="22"/>
+          <w:szCs w:val="22"/>
+        </w:rPr>
+      </w:pPr>
+      <w:r>
+        <w:rPr>
+          <w:rFonts w:cs="DejaVu Sans" w:ascii="DejaVu Sans" w:hAnsi="DejaVu Sans"/>
+          <w:b w:val="false"/>
+          <w:bCs w:val="false"/>
+          <w:sz w:val="22"/>
+          <w:szCs w:val="22"/>
+        </w:rPr>
+        <w:t>Broadcom BCM53128 (ROBO) switch chip on OpenWrt:</w:t>
+      </w:r>
+    </w:p>
+    <w:p>
+      <w:pPr>
+        <w:pStyle w:val="BodyText"/>
+        <w:numPr>
+          <w:ilvl w:val="2"/>
+          <w:numId w:val="9"/>
+        </w:numPr>
+        <w:jc w:val="left"/>
+        <w:rPr>
+          <w:rFonts w:ascii="DejaVu Sans" w:hAnsi="DejaVu Sans" w:cs="DejaVu Sans"/>
+          <w:b w:val="false"/>
+          <w:bCs w:val="false"/>
+          <w:sz w:val="22"/>
+          <w:szCs w:val="22"/>
+        </w:rPr>
+      </w:pPr>
+      <w:hyperlink r:id="rId12">
+        <w:r>
+          <w:rPr>
+            <w:rStyle w:val="Hyperlink"/>
+            <w:rFonts w:cs="DejaVu Sans" w:ascii="DejaVu Sans" w:hAnsi="DejaVu Sans"/>
+            <w:b w:val="false"/>
+            <w:bCs w:val="false"/>
+            <w:sz w:val="22"/>
+            <w:szCs w:val="22"/>
+          </w:rPr>
+          <w:t>https://patchwork.ozlabs.org/project/openwrt/list/?series=&amp;submitter=65503&amp;state=*&amp;q=b53&amp;archive=both&amp;delegate</w:t>
+        </w:r>
+      </w:hyperlink>
+      <w:hyperlink r:id="rId13">
+        <w:r>
+          <w:rPr>
+            <w:rFonts w:cs="DejaVu Sans" w:ascii="DejaVu Sans" w:hAnsi="DejaVu Sans"/>
+            <w:b w:val="false"/>
+            <w:bCs w:val="false"/>
+            <w:sz w:val="22"/>
+            <w:szCs w:val="22"/>
+          </w:rPr>
+          <w:t>=</w:t>
+        </w:r>
+      </w:hyperlink>
+    </w:p>
+    <w:p>
+      <w:pPr>
+        <w:pStyle w:val="BodyText"/>
+        <w:numPr>
+          <w:ilvl w:val="2"/>
+          <w:numId w:val="9"/>
+        </w:numPr>
+        <w:jc w:val="left"/>
+        <w:rPr>
+          <w:rFonts w:ascii="DejaVu Sans" w:hAnsi="DejaVu Sans" w:cs="DejaVu Sans"/>
+          <w:b w:val="false"/>
+          <w:bCs w:val="false"/>
+          <w:sz w:val="22"/>
+          <w:szCs w:val="22"/>
+        </w:rPr>
+      </w:pPr>
+      <w:r>
+        <w:rPr>
+          <w:rFonts w:cs="DejaVu Sans" w:ascii="DejaVu Sans" w:hAnsi="DejaVu Sans"/>
+          <w:b w:val="false"/>
+          <w:bCs w:val="false"/>
+          <w:sz w:val="22"/>
+          <w:szCs w:val="22"/>
+        </w:rPr>
+        <w:t>This work never got upstreamed, but did eventually serve as a reference for parts of the DSA version of the B53 driver</w:t>
+      </w:r>
+    </w:p>
+    <w:p>
+      <w:pPr>
+        <w:pStyle w:val="BodyText"/>
+        <w:numPr>
+          <w:ilvl w:val="3"/>
+          <w:numId w:val="9"/>
+        </w:numPr>
+        <w:jc w:val="left"/>
+        <w:rPr>
+          <w:rFonts w:ascii="DejaVu Sans" w:hAnsi="DejaVu Sans" w:cs="DejaVu Sans"/>
+          <w:b w:val="false"/>
+          <w:bCs w:val="false"/>
+          <w:sz w:val="22"/>
+          <w:szCs w:val="22"/>
+        </w:rPr>
+      </w:pPr>
+      <w:hyperlink r:id="rId14">
+        <w:r>
+          <w:rPr>
+            <w:rStyle w:val="Hyperlink"/>
+            <w:rFonts w:cs="DejaVu Sans" w:ascii="DejaVu Sans" w:hAnsi="DejaVu Sans"/>
+            <w:b w:val="false"/>
+            <w:bCs w:val="false"/>
+            <w:sz w:val="22"/>
+            <w:szCs w:val="22"/>
+          </w:rPr>
+          <w:t>https://github.com/torvalds/linux/tree/master/drivers/net/dsa/b53</w:t>
+        </w:r>
+      </w:hyperlink>
+      <w:hyperlink r:id="rId15">
+        <w:r>
+          <w:rPr>
+            <w:rFonts w:cs="DejaVu Sans" w:ascii="DejaVu Sans" w:hAnsi="DejaVu Sans"/>
+            <w:b w:val="false"/>
+            <w:bCs w:val="false"/>
+            <w:sz w:val="22"/>
+            <w:szCs w:val="22"/>
+          </w:rPr>
+          <w:t xml:space="preserve"> </w:t>
+        </w:r>
+      </w:hyperlink>
+    </w:p>
+    <w:p>
+      <w:pPr>
+        <w:pStyle w:val="BodyText"/>
+        <w:jc w:val="left"/>
+        <w:rPr>
+          <w:rFonts w:ascii="DejaVu Sans" w:hAnsi="DejaVu Sans" w:cs="DejaVu Sans"/>
+          <w:b/>
+          <w:bCs/>
+          <w:sz w:val="22"/>
+          <w:szCs w:val="22"/>
+        </w:rPr>
+      </w:pPr>
+      <w:r>
+        <w:rPr>
+          <w:rFonts w:cs="DejaVu Sans" w:ascii="DejaVu Sans" w:hAnsi="DejaVu Sans"/>
+          <w:b/>
+          <w:bCs/>
+          <w:sz w:val="22"/>
+          <w:szCs w:val="22"/>
+        </w:rPr>
+      </w:r>
+    </w:p>
+    <w:p>
+      <w:pPr>
+        <w:pStyle w:val="BodyText"/>
+        <w:jc w:val="left"/>
+        <w:rPr>
+          <w:rFonts w:ascii="DejaVu Sans" w:hAnsi="DejaVu Sans" w:cs="DejaVu Sans"/>
+          <w:b/>
+          <w:bCs/>
+          <w:sz w:val="22"/>
+          <w:szCs w:val="22"/>
+        </w:rPr>
+      </w:pPr>
+      <w:r>
+        <w:rPr>
+          <w:rFonts w:cs="DejaVu Sans" w:ascii="DejaVu Sans" w:hAnsi="DejaVu Sans"/>
+          <w:b/>
+          <w:bCs/>
+          <w:sz w:val="22"/>
+          <w:szCs w:val="22"/>
+        </w:rPr>
+      </w:r>
+    </w:p>
+    <w:p>
+      <w:pPr>
+        <w:pStyle w:val="BodyText"/>
+        <w:jc w:val="left"/>
+        <w:rPr>
+          <w:rFonts w:ascii="DejaVu Sans" w:hAnsi="DejaVu Sans" w:cs="DejaVu Sans"/>
+          <w:b/>
+          <w:bCs/>
+          <w:sz w:val="22"/>
+          <w:szCs w:val="22"/>
+        </w:rPr>
+      </w:pPr>
+      <w:r>
+        <w:rPr>
+          <w:rFonts w:cs="DejaVu Sans" w:ascii="DejaVu Sans" w:hAnsi="DejaVu Sans"/>
+          <w:b/>
+          <w:bCs/>
+          <w:sz w:val="22"/>
+          <w:szCs w:val="22"/>
+        </w:rPr>
+      </w:r>
+    </w:p>
+    <w:p>
+      <w:pPr>
+        <w:pStyle w:val="BodyText"/>
+        <w:jc w:val="left"/>
+        <w:rPr>
+          <w:rFonts w:ascii="DejaVu Sans" w:hAnsi="DejaVu Sans" w:cs="DejaVu Sans"/>
+          <w:b/>
+          <w:bCs/>
+          <w:sz w:val="22"/>
+          <w:szCs w:val="22"/>
+        </w:rPr>
+      </w:pPr>
+      <w:r>
+        <w:rPr>
+          <w:rFonts w:cs="DejaVu Sans" w:ascii="DejaVu Sans" w:hAnsi="DejaVu Sans"/>
+          <w:b/>
+          <w:bCs/>
+          <w:sz w:val="22"/>
+          <w:szCs w:val="22"/>
+        </w:rPr>
+      </w:r>
+    </w:p>
+    <w:p>
+      <w:pPr>
+        <w:pStyle w:val="BodyText"/>
+        <w:jc w:val="left"/>
+        <w:rPr>
+          <w:rFonts w:ascii="DejaVu Sans" w:hAnsi="DejaVu Sans" w:cs="DejaVu Sans"/>
+          <w:b/>
+          <w:bCs/>
+          <w:sz w:val="22"/>
+          <w:szCs w:val="22"/>
+        </w:rPr>
+      </w:pPr>
+      <w:r>
+        <w:rPr>
+          <w:rFonts w:cs="DejaVu Sans" w:ascii="DejaVu Sans" w:hAnsi="DejaVu Sans"/>
+          <w:b/>
+          <w:bCs/>
+          <w:sz w:val="22"/>
+          <w:szCs w:val="22"/>
+        </w:rPr>
+      </w:r>
+    </w:p>
+    <w:p>
+      <w:pPr>
+        <w:pStyle w:val="BodyText"/>
+        <w:jc w:val="left"/>
         <w:rPr/>
       </w:pPr>
       <w:r>
@@ -1527,7 +2442,7 @@
                 <w:szCs w:val="22"/>
                 <w:lang w:val="en-US" w:eastAsia="zh-CN" w:bidi="hi-IN"/>
               </w:rPr>
-              <w:t xml:space="preserve">Tecnologies used: C++ for apps </w:t>
+              <w:t>Tecnologies used: C++ for apps</w:t>
             </w:r>
           </w:p>
           <w:p>
@@ -2337,7 +3252,7 @@
                 <w:sz w:val="22"/>
                 <w:szCs w:val="22"/>
               </w:rPr>
-              <w:t>C for Linux kernel /baremetal drivers</w:t>
+              <w:t>C for Linux kernel/baremetal drivers</w:t>
             </w:r>
           </w:p>
           <w:p>
@@ -2426,7 +3341,7 @@
               </w:rPr>
               <w:br w:type="textWrapping" w:clear="all"/>
             </w:r>
-            <w:hyperlink r:id="rId5">
+            <w:hyperlink r:id="rId16">
               <w:r>
                 <w:rPr>
                   <w:rStyle w:val="Hyperlink"/>
@@ -2453,7 +3368,7 @@
               </w:rPr>
               <w:br w:type="textWrapping" w:clear="all"/>
             </w:r>
-            <w:hyperlink r:id="rId6">
+            <w:hyperlink r:id="rId17">
               <w:r>
                 <w:rPr>
                   <w:rStyle w:val="Hyperlink"/>
@@ -2572,7 +3487,7 @@
               </w:rPr>
               <w:t xml:space="preserve">Location: </w:t>
             </w:r>
-            <w:hyperlink r:id="rId7">
+            <w:hyperlink r:id="rId18">
               <w:r>
                 <w:rPr>
                   <w:rStyle w:val="Hyperlink"/>
@@ -2670,7 +3585,7 @@
               </w:rPr>
               <w:br w:type="textWrapping" w:clear="all"/>
             </w:r>
-            <w:hyperlink r:id="rId8">
+            <w:hyperlink r:id="rId19">
               <w:r>
                 <w:rPr>
                   <w:rStyle w:val="Hyperlink"/>
@@ -2774,7 +3689,7 @@
               </w:rPr>
               <w:t xml:space="preserve">Location: </w:t>
             </w:r>
-            <w:hyperlink r:id="rId9">
+            <w:hyperlink r:id="rId20">
               <w:r>
                 <w:rPr>
                   <w:rStyle w:val="Hyperlink"/>
@@ -2793,7 +3708,7 @@
               </w:rPr>
               <w:t xml:space="preserve"> / </w:t>
             </w:r>
-            <w:hyperlink r:id="rId10">
+            <w:hyperlink r:id="rId21">
               <w:r>
                 <w:rPr>
                   <w:rStyle w:val="Hyperlink"/>
@@ -2930,7 +3845,7 @@
               </w:rPr>
               <w:br w:type="textWrapping" w:clear="all"/>
             </w:r>
-            <w:hyperlink r:id="rId11">
+            <w:hyperlink r:id="rId22">
               <w:r>
                 <w:rPr>
                   <w:rStyle w:val="Hyperlink"/>
@@ -2975,7 +3890,7 @@
               </w:rPr>
               <w:br w:type="textWrapping" w:clear="all"/>
             </w:r>
-            <w:hyperlink r:id="rId12">
+            <w:hyperlink r:id="rId23">
               <w:r>
                 <w:rPr>
                   <w:rStyle w:val="Hyperlink"/>
@@ -3113,7 +4028,7 @@
               </w:rPr>
               <w:br w:type="textWrapping" w:clear="all"/>
             </w:r>
-            <w:hyperlink r:id="rId13">
+            <w:hyperlink r:id="rId24">
               <w:r>
                 <w:rPr>
                   <w:rStyle w:val="Hyperlink"/>
@@ -3317,7 +4232,13 @@
               </w:rPr>
             </w:pPr>
             <w:r>
-              <w:rPr/>
+              <w:rPr>
+                <w:rFonts w:cs="DejaVu Sans" w:ascii="DejaVu Sans" w:hAnsi="DejaVu Sans"/>
+                <w:b w:val="false"/>
+                <w:bCs w:val="false"/>
+                <w:sz w:val="22"/>
+                <w:szCs w:val="22"/>
+              </w:rPr>
             </w:r>
           </w:p>
           <w:p>
@@ -3337,19 +4258,7 @@
                 <w:szCs w:val="22"/>
                 <w:lang w:val="en-US" w:eastAsia="zh-CN" w:bidi="hi-IN"/>
               </w:rPr>
-              <w:t xml:space="preserve">Tecnologies used: C for apps and Linux kernel drivers, Shell, </w:t>
-            </w:r>
-            <w:r>
-              <w:rPr>
-                <w:rFonts w:eastAsia="Noto Serif CJK SC" w:cs="DejaVu Sans" w:ascii="DejaVu Sans" w:hAnsi="DejaVu Sans"/>
-                <w:b w:val="false"/>
-                <w:bCs w:val="false"/>
-                <w:color w:val="auto"/>
-                <w:sz w:val="22"/>
-                <w:szCs w:val="22"/>
-                <w:lang w:val="en-US" w:eastAsia="zh-CN" w:bidi="hi-IN"/>
-              </w:rPr>
-              <w:t>Makefile, STP, LLDP, Jenkins</w:t>
+              <w:t>Tecnologies used: C for apps and Linux kernel drivers, Shell, Makefile, STP, LLDP, Jenkins</w:t>
             </w:r>
           </w:p>
         </w:tc>
@@ -3869,7 +4778,13 @@
               </w:rPr>
             </w:pPr>
             <w:r>
-              <w:rPr/>
+              <w:rPr>
+                <w:rFonts w:cs="DejaVu Sans" w:ascii="DejaVu Sans" w:hAnsi="DejaVu Sans"/>
+                <w:b w:val="false"/>
+                <w:bCs w:val="false"/>
+                <w:sz w:val="22"/>
+                <w:szCs w:val="22"/>
+              </w:rPr>
             </w:r>
           </w:p>
           <w:p>
@@ -3918,7 +4833,7 @@
               </w:rPr>
               <w:t xml:space="preserve"> (</w:t>
             </w:r>
-            <w:hyperlink r:id="rId14">
+            <w:hyperlink r:id="rId25">
               <w:r>
                 <w:rPr>
                   <w:rStyle w:val="Hyperlink"/>
@@ -4048,7 +4963,11 @@
               </w:rPr>
             </w:pPr>
             <w:r>
-              <w:rPr/>
+              <w:rPr>
+                <w:rFonts w:cs="DejaVu Sans" w:ascii="DejaVu Sans" w:hAnsi="DejaVu Sans"/>
+                <w:sz w:val="22"/>
+                <w:szCs w:val="22"/>
+              </w:rPr>
             </w:r>
           </w:p>
           <w:p>
@@ -5611,6 +6530,280 @@
       </w:rPr>
     </w:lvl>
   </w:abstractNum>
+  <w:abstractNum w:abstractNumId="9">
+    <w:lvl w:ilvl="0">
+      <w:start w:val="1"/>
+      <w:numFmt w:val="bullet"/>
+      <w:lvlText w:val=""/>
+      <w:lvlJc w:val="left"/>
+      <w:pPr>
+        <w:tabs>
+          <w:tab w:val="num" w:pos="720"/>
+        </w:tabs>
+        <w:ind w:left="720" w:hanging="360"/>
+      </w:pPr>
+      <w:rPr>
+        <w:rFonts w:ascii="Symbol" w:hAnsi="Symbol" w:cs="Symbol" w:hint="default"/>
+      </w:rPr>
+    </w:lvl>
+    <w:lvl w:ilvl="1">
+      <w:start w:val="1"/>
+      <w:numFmt w:val="bullet"/>
+      <w:lvlText w:val="◦"/>
+      <w:lvlJc w:val="left"/>
+      <w:pPr>
+        <w:tabs>
+          <w:tab w:val="num" w:pos="1080"/>
+        </w:tabs>
+        <w:ind w:left="1080" w:hanging="360"/>
+      </w:pPr>
+      <w:rPr>
+        <w:rFonts w:ascii="OpenSymbol" w:hAnsi="OpenSymbol" w:cs="OpenSymbol" w:hint="default"/>
+      </w:rPr>
+    </w:lvl>
+    <w:lvl w:ilvl="2">
+      <w:start w:val="1"/>
+      <w:numFmt w:val="bullet"/>
+      <w:lvlText w:val="▪"/>
+      <w:lvlJc w:val="left"/>
+      <w:pPr>
+        <w:tabs>
+          <w:tab w:val="num" w:pos="1440"/>
+        </w:tabs>
+        <w:ind w:left="1440" w:hanging="360"/>
+      </w:pPr>
+      <w:rPr>
+        <w:rFonts w:ascii="OpenSymbol" w:hAnsi="OpenSymbol" w:cs="OpenSymbol" w:hint="default"/>
+      </w:rPr>
+    </w:lvl>
+    <w:lvl w:ilvl="3">
+      <w:start w:val="1"/>
+      <w:numFmt w:val="bullet"/>
+      <w:lvlText w:val=""/>
+      <w:lvlJc w:val="left"/>
+      <w:pPr>
+        <w:tabs>
+          <w:tab w:val="num" w:pos="1800"/>
+        </w:tabs>
+        <w:ind w:left="1800" w:hanging="360"/>
+      </w:pPr>
+      <w:rPr>
+        <w:rFonts w:ascii="Symbol" w:hAnsi="Symbol" w:cs="Symbol" w:hint="default"/>
+      </w:rPr>
+    </w:lvl>
+    <w:lvl w:ilvl="4">
+      <w:start w:val="1"/>
+      <w:numFmt w:val="bullet"/>
+      <w:lvlText w:val="◦"/>
+      <w:lvlJc w:val="left"/>
+      <w:pPr>
+        <w:tabs>
+          <w:tab w:val="num" w:pos="2160"/>
+        </w:tabs>
+        <w:ind w:left="2160" w:hanging="360"/>
+      </w:pPr>
+      <w:rPr>
+        <w:rFonts w:ascii="OpenSymbol" w:hAnsi="OpenSymbol" w:cs="OpenSymbol" w:hint="default"/>
+      </w:rPr>
+    </w:lvl>
+    <w:lvl w:ilvl="5">
+      <w:start w:val="1"/>
+      <w:numFmt w:val="bullet"/>
+      <w:lvlText w:val="▪"/>
+      <w:lvlJc w:val="left"/>
+      <w:pPr>
+        <w:tabs>
+          <w:tab w:val="num" w:pos="2520"/>
+        </w:tabs>
+        <w:ind w:left="2520" w:hanging="360"/>
+      </w:pPr>
+      <w:rPr>
+        <w:rFonts w:ascii="OpenSymbol" w:hAnsi="OpenSymbol" w:cs="OpenSymbol" w:hint="default"/>
+      </w:rPr>
+    </w:lvl>
+    <w:lvl w:ilvl="6">
+      <w:start w:val="1"/>
+      <w:numFmt w:val="bullet"/>
+      <w:lvlText w:val=""/>
+      <w:lvlJc w:val="left"/>
+      <w:pPr>
+        <w:tabs>
+          <w:tab w:val="num" w:pos="2880"/>
+        </w:tabs>
+        <w:ind w:left="2880" w:hanging="360"/>
+      </w:pPr>
+      <w:rPr>
+        <w:rFonts w:ascii="Symbol" w:hAnsi="Symbol" w:cs="Symbol" w:hint="default"/>
+      </w:rPr>
+    </w:lvl>
+    <w:lvl w:ilvl="7">
+      <w:start w:val="1"/>
+      <w:numFmt w:val="bullet"/>
+      <w:lvlText w:val="◦"/>
+      <w:lvlJc w:val="left"/>
+      <w:pPr>
+        <w:tabs>
+          <w:tab w:val="num" w:pos="3240"/>
+        </w:tabs>
+        <w:ind w:left="3240" w:hanging="360"/>
+      </w:pPr>
+      <w:rPr>
+        <w:rFonts w:ascii="OpenSymbol" w:hAnsi="OpenSymbol" w:cs="OpenSymbol" w:hint="default"/>
+      </w:rPr>
+    </w:lvl>
+    <w:lvl w:ilvl="8">
+      <w:start w:val="1"/>
+      <w:numFmt w:val="bullet"/>
+      <w:lvlText w:val="▪"/>
+      <w:lvlJc w:val="left"/>
+      <w:pPr>
+        <w:tabs>
+          <w:tab w:val="num" w:pos="3600"/>
+        </w:tabs>
+        <w:ind w:left="3600" w:hanging="360"/>
+      </w:pPr>
+      <w:rPr>
+        <w:rFonts w:ascii="OpenSymbol" w:hAnsi="OpenSymbol" w:cs="OpenSymbol" w:hint="default"/>
+      </w:rPr>
+    </w:lvl>
+  </w:abstractNum>
+  <w:abstractNum w:abstractNumId="10">
+    <w:lvl w:ilvl="0">
+      <w:start w:val="1"/>
+      <w:numFmt w:val="bullet"/>
+      <w:lvlText w:val=""/>
+      <w:lvlJc w:val="left"/>
+      <w:pPr>
+        <w:tabs>
+          <w:tab w:val="num" w:pos="720"/>
+        </w:tabs>
+        <w:ind w:left="720" w:hanging="360"/>
+      </w:pPr>
+      <w:rPr>
+        <w:rFonts w:ascii="Symbol" w:hAnsi="Symbol" w:cs="Symbol" w:hint="default"/>
+      </w:rPr>
+    </w:lvl>
+    <w:lvl w:ilvl="1">
+      <w:start w:val="1"/>
+      <w:numFmt w:val="bullet"/>
+      <w:lvlText w:val="◦"/>
+      <w:lvlJc w:val="left"/>
+      <w:pPr>
+        <w:tabs>
+          <w:tab w:val="num" w:pos="1080"/>
+        </w:tabs>
+        <w:ind w:left="1080" w:hanging="360"/>
+      </w:pPr>
+      <w:rPr>
+        <w:rFonts w:ascii="OpenSymbol" w:hAnsi="OpenSymbol" w:cs="OpenSymbol" w:hint="default"/>
+      </w:rPr>
+    </w:lvl>
+    <w:lvl w:ilvl="2">
+      <w:start w:val="1"/>
+      <w:numFmt w:val="bullet"/>
+      <w:lvlText w:val="▪"/>
+      <w:lvlJc w:val="left"/>
+      <w:pPr>
+        <w:tabs>
+          <w:tab w:val="num" w:pos="1440"/>
+        </w:tabs>
+        <w:ind w:left="1440" w:hanging="360"/>
+      </w:pPr>
+      <w:rPr>
+        <w:rFonts w:ascii="OpenSymbol" w:hAnsi="OpenSymbol" w:cs="OpenSymbol" w:hint="default"/>
+      </w:rPr>
+    </w:lvl>
+    <w:lvl w:ilvl="3">
+      <w:start w:val="1"/>
+      <w:numFmt w:val="bullet"/>
+      <w:lvlText w:val=""/>
+      <w:lvlJc w:val="left"/>
+      <w:pPr>
+        <w:tabs>
+          <w:tab w:val="num" w:pos="1800"/>
+        </w:tabs>
+        <w:ind w:left="1800" w:hanging="360"/>
+      </w:pPr>
+      <w:rPr>
+        <w:rFonts w:ascii="Symbol" w:hAnsi="Symbol" w:cs="Symbol" w:hint="default"/>
+      </w:rPr>
+    </w:lvl>
+    <w:lvl w:ilvl="4">
+      <w:start w:val="1"/>
+      <w:numFmt w:val="bullet"/>
+      <w:lvlText w:val="◦"/>
+      <w:lvlJc w:val="left"/>
+      <w:pPr>
+        <w:tabs>
+          <w:tab w:val="num" w:pos="2160"/>
+        </w:tabs>
+        <w:ind w:left="2160" w:hanging="360"/>
+      </w:pPr>
+      <w:rPr>
+        <w:rFonts w:ascii="OpenSymbol" w:hAnsi="OpenSymbol" w:cs="OpenSymbol" w:hint="default"/>
+      </w:rPr>
+    </w:lvl>
+    <w:lvl w:ilvl="5">
+      <w:start w:val="1"/>
+      <w:numFmt w:val="bullet"/>
+      <w:lvlText w:val="▪"/>
+      <w:lvlJc w:val="left"/>
+      <w:pPr>
+        <w:tabs>
+          <w:tab w:val="num" w:pos="2520"/>
+        </w:tabs>
+        <w:ind w:left="2520" w:hanging="360"/>
+      </w:pPr>
+      <w:rPr>
+        <w:rFonts w:ascii="OpenSymbol" w:hAnsi="OpenSymbol" w:cs="OpenSymbol" w:hint="default"/>
+      </w:rPr>
+    </w:lvl>
+    <w:lvl w:ilvl="6">
+      <w:start w:val="1"/>
+      <w:numFmt w:val="bullet"/>
+      <w:lvlText w:val=""/>
+      <w:lvlJc w:val="left"/>
+      <w:pPr>
+        <w:tabs>
+          <w:tab w:val="num" w:pos="2880"/>
+        </w:tabs>
+        <w:ind w:left="2880" w:hanging="360"/>
+      </w:pPr>
+      <w:rPr>
+        <w:rFonts w:ascii="Symbol" w:hAnsi="Symbol" w:cs="Symbol" w:hint="default"/>
+      </w:rPr>
+    </w:lvl>
+    <w:lvl w:ilvl="7">
+      <w:start w:val="1"/>
+      <w:numFmt w:val="bullet"/>
+      <w:lvlText w:val="◦"/>
+      <w:lvlJc w:val="left"/>
+      <w:pPr>
+        <w:tabs>
+          <w:tab w:val="num" w:pos="3240"/>
+        </w:tabs>
+        <w:ind w:left="3240" w:hanging="360"/>
+      </w:pPr>
+      <w:rPr>
+        <w:rFonts w:ascii="OpenSymbol" w:hAnsi="OpenSymbol" w:cs="OpenSymbol" w:hint="default"/>
+      </w:rPr>
+    </w:lvl>
+    <w:lvl w:ilvl="8">
+      <w:start w:val="1"/>
+      <w:numFmt w:val="bullet"/>
+      <w:lvlText w:val="▪"/>
+      <w:lvlJc w:val="left"/>
+      <w:pPr>
+        <w:tabs>
+          <w:tab w:val="num" w:pos="3600"/>
+        </w:tabs>
+        <w:ind w:left="3600" w:hanging="360"/>
+      </w:pPr>
+      <w:rPr>
+        <w:rFonts w:ascii="OpenSymbol" w:hAnsi="OpenSymbol" w:cs="OpenSymbol" w:hint="default"/>
+      </w:rPr>
+    </w:lvl>
+  </w:abstractNum>
   <w:num w:numId="1">
     <w:abstractNumId w:val="1"/>
   </w:num>
@@ -5634,6 +6827,12 @@
   </w:num>
   <w:num w:numId="8">
     <w:abstractNumId w:val="8"/>
+  </w:num>
+  <w:num w:numId="9">
+    <w:abstractNumId w:val="9"/>
+  </w:num>
+  <w:num w:numId="10">
+    <w:abstractNumId w:val="10"/>
   </w:num>
 </w:numbering>
 </file>
